--- a/proposal/proposal.docx
+++ b/proposal/proposal.docx
@@ -7124,7 +7124,7 @@
         <w:color w:val="666666"/>
         <w:sz w:val="20"/>
       </w:rPr>
-      <w:t>GovOne — Đội thi [Tên đội] — Hackathon ĐMST 2026</w:t>
+      <w:t>GovOne — Đội thi GovOne Team — Hackathon ĐMST 2026</w:t>
     </w:r>
   </w:p>
 </w:hdr>
